--- a/docs/agentium-hypervisor-mvp-comex.fr.docx
+++ b/docs/agentium-hypervisor-mvp-comex.fr.docx
@@ -14,7 +14,7 @@
           <w:color w:val="0B2545"/>
           <w:sz w:val="44"/>
         </w:rPr>
-        <w:t>Hyperviseur Agentium, MVP COMEX : spécification exécutive</w:t>
+        <w:t>Hyperviseur Agentium — MVP COMEX</w:t>
       </w:r>
     </w:p>
     <w:p>
@@ -29,17 +29,17 @@
           <w:color w:val="596371"/>
           <w:sz w:val="22"/>
         </w:rPr>
-        <w:t>Audience : COMEX, direction produit. Statut : traduction des concepts papAI (</w:t>
+        <w:t xml:space="preserve">Une page pour un COMEX ou une direction produit. On peut la lire </w:t>
       </w:r>
       <w:r>
         <w:rPr>
-          <w:rFonts w:ascii="Consolas" w:hAnsi="Consolas" w:eastAsia="Consolas"/>
-          <w:b w:val="0"/>
+          <w:rFonts w:ascii="Calibri" w:hAnsi="Calibri" w:eastAsia="Calibri"/>
+          <w:b/>
           <w:i/>
-          <w:color w:val="0E6B6A"/>
+          <w:color w:val="596371"/>
           <w:sz w:val="22"/>
         </w:rPr>
-        <w:t>MVP_HYPERVISOR_COMEX</w:t>
+        <w:t>sans connaître Agentium</w:t>
       </w:r>
       <w:r>
         <w:rPr>
@@ -49,17 +49,7 @@
           <w:color w:val="596371"/>
           <w:sz w:val="22"/>
         </w:rPr>
-        <w:t xml:space="preserve">) vers Agentium, </w:t>
-      </w:r>
-      <w:r>
-        <w:rPr>
-          <w:rFonts w:ascii="Calibri" w:hAnsi="Calibri" w:eastAsia="Calibri"/>
-          <w:b/>
-          <w:i/>
-          <w:color w:val="596371"/>
-          <w:sz w:val="22"/>
-        </w:rPr>
-        <w:t>sans</w:t>
+        <w:t xml:space="preserve">. Les détails et les critères sont dans </w:t>
       </w:r>
       <w:r>
         <w:rPr>
@@ -69,7 +59,17 @@
           <w:color w:val="596371"/>
           <w:sz w:val="22"/>
         </w:rPr>
-        <w:t xml:space="preserve"> reprendre le socle « 6 briques à construire avant l’App ». Ces briques existent déjà sous d’autres noms.</w:t>
+        <w:t>`agentium-hypervisor-user-stories.md`</w:t>
+      </w:r>
+      <w:r>
+        <w:rPr>
+          <w:rFonts w:ascii="Calibri" w:hAnsi="Calibri" w:eastAsia="Calibri"/>
+          <w:b w:val="0"/>
+          <w:i/>
+          <w:color w:val="596371"/>
+          <w:sz w:val="22"/>
+        </w:rPr>
+        <w:t>.</w:t>
       </w:r>
     </w:p>
     <w:p>
@@ -96,27 +96,7 @@
           <w:color w:val="596371"/>
           <w:sz w:val="22"/>
         </w:rPr>
-        <w:t xml:space="preserve">User stories détaillées : </w:t>
-      </w:r>
-      <w:r>
-        <w:rPr>
-          <w:rFonts w:ascii="Calibri" w:hAnsi="Calibri" w:eastAsia="Calibri"/>
-          <w:b w:val="0"/>
-          <w:i/>
-          <w:color w:val="596371"/>
-          <w:sz w:val="22"/>
-        </w:rPr>
-        <w:t>`agentium-hypervisor-user-stories.md`</w:t>
-      </w:r>
-      <w:r>
-        <w:rPr>
-          <w:rFonts w:ascii="Calibri" w:hAnsi="Calibri" w:eastAsia="Calibri"/>
-          <w:b w:val="0"/>
-          <w:i/>
-          <w:color w:val="596371"/>
-          <w:sz w:val="22"/>
-        </w:rPr>
-        <w:t xml:space="preserve">. Briefing : </w:t>
+        <w:t xml:space="preserve">Note de fond : </w:t>
       </w:r>
       <w:r>
         <w:rPr>
@@ -203,6 +183,377 @@
           <w:color w:val="0B2545"/>
           <w:sz w:val="32"/>
         </w:rPr>
+        <w:t>Glossaire express</w:t>
+      </w:r>
+    </w:p>
+    <w:tbl>
+      <w:tblPr>
+        <w:tblStyle w:val="TableGrid"/>
+        <w:tblW w:type="auto" w:w="0"/>
+        <w:tblLook w:firstColumn="1" w:firstRow="1" w:lastColumn="0" w:lastRow="0" w:noHBand="0" w:noVBand="1" w:val="04A0"/>
+      </w:tblPr>
+      <w:tblGrid>
+        <w:gridCol w:w="4873"/>
+        <w:gridCol w:w="4873"/>
+      </w:tblGrid>
+      <w:tr>
+        <w:tc>
+          <w:tcPr>
+            <w:tcW w:type="dxa" w:w="4873"/>
+          </w:tcPr>
+          <w:p>
+            <w:r>
+              <w:rPr>
+                <w:rFonts w:ascii="Calibri" w:hAnsi="Calibri" w:eastAsia="Calibri"/>
+                <w:b/>
+                <w:i w:val="0"/>
+                <w:color w:val="0B2545"/>
+                <w:sz w:val="18"/>
+              </w:rPr>
+              <w:t>Mot</w:t>
+            </w:r>
+          </w:p>
+        </w:tc>
+        <w:tc>
+          <w:tcPr>
+            <w:tcW w:type="dxa" w:w="4873"/>
+          </w:tcPr>
+          <w:p>
+            <w:r>
+              <w:rPr>
+                <w:rFonts w:ascii="Calibri" w:hAnsi="Calibri" w:eastAsia="Calibri"/>
+                <w:b/>
+                <w:i w:val="0"/>
+                <w:color w:val="0B2545"/>
+                <w:sz w:val="18"/>
+              </w:rPr>
+              <w:t>Sens</w:t>
+            </w:r>
+          </w:p>
+        </w:tc>
+      </w:tr>
+      <w:tr>
+        <w:tc>
+          <w:tcPr>
+            <w:tcW w:type="dxa" w:w="4873"/>
+          </w:tcPr>
+          <w:p>
+            <w:r>
+              <w:rPr>
+                <w:rFonts w:ascii="Calibri" w:hAnsi="Calibri" w:eastAsia="Calibri"/>
+                <w:b/>
+                <w:i w:val="0"/>
+                <w:color w:val="151A23"/>
+                <w:sz w:val="18"/>
+              </w:rPr>
+              <w:t>System</w:t>
+            </w:r>
+          </w:p>
+        </w:tc>
+        <w:tc>
+          <w:tcPr>
+            <w:tcW w:type="dxa" w:w="4873"/>
+          </w:tcPr>
+          <w:p>
+            <w:r>
+              <w:rPr>
+                <w:rFonts w:ascii="Calibri" w:hAnsi="Calibri" w:eastAsia="Calibri"/>
+                <w:b w:val="0"/>
+                <w:i w:val="0"/>
+                <w:color w:val="151A23"/>
+                <w:sz w:val="18"/>
+              </w:rPr>
+              <w:t>Un système d’IA industrialisé (objectif, règles, exécution).</w:t>
+            </w:r>
+          </w:p>
+        </w:tc>
+      </w:tr>
+      <w:tr>
+        <w:tc>
+          <w:tcPr>
+            <w:tcW w:type="dxa" w:w="4873"/>
+          </w:tcPr>
+          <w:p>
+            <w:r>
+              <w:rPr>
+                <w:rFonts w:ascii="Calibri" w:hAnsi="Calibri" w:eastAsia="Calibri"/>
+                <w:b/>
+                <w:i w:val="0"/>
+                <w:color w:val="151A23"/>
+                <w:sz w:val="18"/>
+              </w:rPr>
+              <w:t>Run</w:t>
+            </w:r>
+          </w:p>
+        </w:tc>
+        <w:tc>
+          <w:tcPr>
+            <w:tcW w:type="dxa" w:w="4873"/>
+          </w:tcPr>
+          <w:p>
+            <w:r>
+              <w:rPr>
+                <w:rFonts w:ascii="Calibri" w:hAnsi="Calibri" w:eastAsia="Calibri"/>
+                <w:b w:val="0"/>
+                <w:i w:val="0"/>
+                <w:color w:val="151A23"/>
+                <w:sz w:val="18"/>
+              </w:rPr>
+              <w:t>Une exécution tracée. Terminé ≠ validé ≠ argent gagné.</w:t>
+            </w:r>
+          </w:p>
+        </w:tc>
+      </w:tr>
+      <w:tr>
+        <w:tc>
+          <w:tcPr>
+            <w:tcW w:type="dxa" w:w="4873"/>
+          </w:tcPr>
+          <w:p>
+            <w:r>
+              <w:rPr>
+                <w:rFonts w:ascii="Calibri" w:hAnsi="Calibri" w:eastAsia="Calibri"/>
+                <w:b/>
+                <w:i w:val="0"/>
+                <w:color w:val="151A23"/>
+                <w:sz w:val="18"/>
+              </w:rPr>
+              <w:t>Hyperviseur / Impact</w:t>
+            </w:r>
+          </w:p>
+        </w:tc>
+        <w:tc>
+          <w:tcPr>
+            <w:tcW w:type="dxa" w:w="4873"/>
+          </w:tcPr>
+          <w:p>
+            <w:r>
+              <w:rPr>
+                <w:rFonts w:ascii="Calibri" w:hAnsi="Calibri" w:eastAsia="Calibri"/>
+                <w:b w:val="0"/>
+                <w:i w:val="0"/>
+                <w:color w:val="151A23"/>
+                <w:sz w:val="18"/>
+              </w:rPr>
+              <w:t xml:space="preserve">Le </w:t>
+            </w:r>
+            <w:r>
+              <w:rPr>
+                <w:rFonts w:ascii="Calibri" w:hAnsi="Calibri" w:eastAsia="Calibri"/>
+                <w:b/>
+                <w:i w:val="0"/>
+                <w:color w:val="151A23"/>
+                <w:sz w:val="18"/>
+              </w:rPr>
+              <w:t>grand livre</w:t>
+            </w:r>
+            <w:r>
+              <w:rPr>
+                <w:rFonts w:ascii="Calibri" w:hAnsi="Calibri" w:eastAsia="Calibri"/>
+                <w:b w:val="0"/>
+                <w:i w:val="0"/>
+                <w:color w:val="151A23"/>
+                <w:sz w:val="18"/>
+              </w:rPr>
+              <w:t xml:space="preserve"> du portefeuille : le passé, pas la salle d’opération.</w:t>
+            </w:r>
+          </w:p>
+        </w:tc>
+      </w:tr>
+      <w:tr>
+        <w:tc>
+          <w:tcPr>
+            <w:tcW w:type="dxa" w:w="4873"/>
+          </w:tcPr>
+          <w:p>
+            <w:r>
+              <w:rPr>
+                <w:rFonts w:ascii="Calibri" w:hAnsi="Calibri" w:eastAsia="Calibri"/>
+                <w:b/>
+                <w:i w:val="0"/>
+                <w:color w:val="151A23"/>
+                <w:sz w:val="18"/>
+              </w:rPr>
+              <w:t>Décision</w:t>
+            </w:r>
+          </w:p>
+        </w:tc>
+        <w:tc>
+          <w:tcPr>
+            <w:tcW w:type="dxa" w:w="4873"/>
+          </w:tcPr>
+          <w:p>
+            <w:r>
+              <w:rPr>
+                <w:rFonts w:ascii="Calibri" w:hAnsi="Calibri" w:eastAsia="Calibri"/>
+                <w:b w:val="0"/>
+                <w:i w:val="0"/>
+                <w:color w:val="151A23"/>
+                <w:sz w:val="18"/>
+              </w:rPr>
+              <w:t>Un avis humain (accepter / refuser). Cela n’applique pas le changement.</w:t>
+            </w:r>
+          </w:p>
+        </w:tc>
+      </w:tr>
+      <w:tr>
+        <w:tc>
+          <w:tcPr>
+            <w:tcW w:type="dxa" w:w="4873"/>
+          </w:tcPr>
+          <w:p>
+            <w:r>
+              <w:rPr>
+                <w:rFonts w:ascii="Calibri" w:hAnsi="Calibri" w:eastAsia="Calibri"/>
+                <w:b/>
+                <w:i w:val="0"/>
+                <w:color w:val="151A23"/>
+                <w:sz w:val="18"/>
+              </w:rPr>
+              <w:t>Steer</w:t>
+            </w:r>
+          </w:p>
+        </w:tc>
+        <w:tc>
+          <w:tcPr>
+            <w:tcW w:type="dxa" w:w="4873"/>
+          </w:tcPr>
+          <w:p>
+            <w:r>
+              <w:rPr>
+                <w:rFonts w:ascii="Calibri" w:hAnsi="Calibri" w:eastAsia="Calibri"/>
+                <w:b w:val="0"/>
+                <w:i w:val="0"/>
+                <w:color w:val="151A23"/>
+                <w:sz w:val="18"/>
+              </w:rPr>
+              <w:t xml:space="preserve">L’écran où l’on </w:t>
+            </w:r>
+            <w:r>
+              <w:rPr>
+                <w:rFonts w:ascii="Calibri" w:hAnsi="Calibri" w:eastAsia="Calibri"/>
+                <w:b/>
+                <w:i w:val="0"/>
+                <w:color w:val="151A23"/>
+                <w:sz w:val="18"/>
+              </w:rPr>
+              <w:t>applique</w:t>
+            </w:r>
+            <w:r>
+              <w:rPr>
+                <w:rFonts w:ascii="Calibri" w:hAnsi="Calibri" w:eastAsia="Calibri"/>
+                <w:b w:val="0"/>
+                <w:i w:val="0"/>
+                <w:color w:val="151A23"/>
+                <w:sz w:val="18"/>
+              </w:rPr>
+              <w:t xml:space="preserve"> un changement sur </w:t>
+            </w:r>
+            <w:r>
+              <w:rPr>
+                <w:rFonts w:ascii="Calibri" w:hAnsi="Calibri" w:eastAsia="Calibri"/>
+                <w:b/>
+                <w:i w:val="0"/>
+                <w:color w:val="151A23"/>
+                <w:sz w:val="18"/>
+              </w:rPr>
+              <w:t>un</w:t>
+            </w:r>
+            <w:r>
+              <w:rPr>
+                <w:rFonts w:ascii="Calibri" w:hAnsi="Calibri" w:eastAsia="Calibri"/>
+                <w:b w:val="0"/>
+                <w:i w:val="0"/>
+                <w:color w:val="151A23"/>
+                <w:sz w:val="18"/>
+              </w:rPr>
+              <w:t xml:space="preserve"> System, après simulation et approbation.</w:t>
+            </w:r>
+          </w:p>
+        </w:tc>
+      </w:tr>
+      <w:tr>
+        <w:tc>
+          <w:tcPr>
+            <w:tcW w:type="dxa" w:w="4873"/>
+          </w:tcPr>
+          <w:p>
+            <w:r>
+              <w:rPr>
+                <w:rFonts w:ascii="Calibri" w:hAnsi="Calibri" w:eastAsia="Calibri"/>
+                <w:b/>
+                <w:i w:val="0"/>
+                <w:color w:val="151A23"/>
+                <w:sz w:val="18"/>
+              </w:rPr>
+              <w:t>Mesuré / déclaré / absent</w:t>
+            </w:r>
+          </w:p>
+        </w:tc>
+        <w:tc>
+          <w:tcPr>
+            <w:tcW w:type="dxa" w:w="4873"/>
+          </w:tcPr>
+          <w:p>
+            <w:r>
+              <w:rPr>
+                <w:rFonts w:ascii="Calibri" w:hAnsi="Calibri" w:eastAsia="Calibri"/>
+                <w:b w:val="0"/>
+                <w:i w:val="0"/>
+                <w:color w:val="151A23"/>
+                <w:sz w:val="18"/>
+              </w:rPr>
+              <w:t xml:space="preserve">Trois qualités d’un chiffre. Absent </w:t>
+            </w:r>
+            <w:r>
+              <w:rPr>
+                <w:rFonts w:ascii="Calibri" w:hAnsi="Calibri" w:eastAsia="Calibri"/>
+                <w:b/>
+                <w:i w:val="0"/>
+                <w:color w:val="151A23"/>
+                <w:sz w:val="18"/>
+              </w:rPr>
+              <w:t>n’est pas</w:t>
+            </w:r>
+            <w:r>
+              <w:rPr>
+                <w:rFonts w:ascii="Calibri" w:hAnsi="Calibri" w:eastAsia="Calibri"/>
+                <w:b w:val="0"/>
+                <w:i w:val="0"/>
+                <w:color w:val="151A23"/>
+                <w:sz w:val="18"/>
+              </w:rPr>
+              <w:t xml:space="preserve"> zéro.</w:t>
+            </w:r>
+          </w:p>
+        </w:tc>
+      </w:tr>
+    </w:tbl>
+    <w:p/>
+    <w:p>
+      <w:r>
+        <w:rPr>
+          <w:rFonts w:ascii="Calibri" w:hAnsi="Calibri" w:eastAsia="Calibri"/>
+          <w:b w:val="0"/>
+          <w:i w:val="0"/>
+          <w:color w:val="151A23"/>
+          <w:sz w:val="22"/>
+        </w:rPr>
+        <w:t>---</w:t>
+      </w:r>
+    </w:p>
+    <w:p>
+      <w:pPr>
+        <w:pStyle w:val="Heading2"/>
+      </w:pPr>
+      <w:r>
+        <w:rPr>
+          <w:rFonts w:ascii="Calibri" w:hAnsi="Calibri" w:eastAsia="Calibri"/>
+          <w:b/>
+          <w:i w:val="0"/>
+          <w:color w:val="0B2545"/>
+          <w:sz w:val="32"/>
+        </w:rPr>
         <w:t>Vision en une phrase</w:t>
       </w:r>
     </w:p>
@@ -235,7 +586,7 @@
           <w:color w:val="151A23"/>
           <w:sz w:val="22"/>
         </w:rPr>
-        <w:t xml:space="preserve"> du portefeuille de Systems Agentium : un dirigeant observe ce qui a été exécuté et sur quelle preuve, le métier consomme des Experiences publiées, les Runs remontent une trace, un humain décide (signal portefeuille, gate Studio, ou enactment Steer) — dans un périmètre IAM + audit, </w:t>
+        <w:t xml:space="preserve"> des Systems d’IA de l’organisation : un dirigeant voit ce qui a vraiment tourné et sur quelle preuve, le métier utilise les applications publiées, chaque exécution laisse une trace, un humain décide — donner un avis, approuver dans une application, ou (si c’est ouvert) appliquer un changement de règle sur </w:t>
       </w:r>
       <w:r>
         <w:rPr>
@@ -245,7 +596,27 @@
           <w:color w:val="151A23"/>
           <w:sz w:val="22"/>
         </w:rPr>
-        <w:t>sans zéro inventé</w:t>
+        <w:t>un</w:t>
+      </w:r>
+      <w:r>
+        <w:rPr>
+          <w:rFonts w:ascii="Calibri" w:hAnsi="Calibri" w:eastAsia="Calibri"/>
+          <w:b w:val="0"/>
+          <w:i w:val="0"/>
+          <w:color w:val="151A23"/>
+          <w:sz w:val="22"/>
+        </w:rPr>
+        <w:t xml:space="preserve"> System — </w:t>
+      </w:r>
+      <w:r>
+        <w:rPr>
+          <w:rFonts w:ascii="Calibri" w:hAnsi="Calibri" w:eastAsia="Calibri"/>
+          <w:b/>
+          <w:i w:val="0"/>
+          <w:color w:val="151A23"/>
+          <w:sz w:val="22"/>
+        </w:rPr>
+        <w:t>sans chiffre inventé</w:t>
       </w:r>
       <w:r>
         <w:rPr>
@@ -265,7 +636,7 @@
           <w:color w:val="151A23"/>
           <w:sz w:val="22"/>
         </w:rPr>
-        <w:t>sans que le modèle ne signe</w:t>
+        <w:t>sans laisser le modèle signer</w:t>
       </w:r>
       <w:r>
         <w:rPr>
@@ -302,7 +673,39 @@
           <w:color w:val="0B2545"/>
           <w:sz w:val="32"/>
         </w:rPr>
-        <w:t>1. Ce que livre le MVP (aujourd’hui, demo/agentic)</w:t>
+        <w:t>1. Ce que le MVP montre aujourd’hui</w:t>
+      </w:r>
+    </w:p>
+    <w:p>
+      <w:r>
+        <w:rPr>
+          <w:rFonts w:ascii="Calibri" w:hAnsi="Calibri" w:eastAsia="Calibri"/>
+          <w:b w:val="0"/>
+          <w:i w:val="0"/>
+          <w:color w:val="151A23"/>
+          <w:sz w:val="22"/>
+        </w:rPr>
+        <w:t xml:space="preserve">Chez papAI, six briques étaient à construire </w:t>
+      </w:r>
+      <w:r>
+        <w:rPr>
+          <w:rFonts w:ascii="Calibri" w:hAnsi="Calibri" w:eastAsia="Calibri"/>
+          <w:b w:val="0"/>
+          <w:i/>
+          <w:color w:val="151A23"/>
+          <w:sz w:val="22"/>
+        </w:rPr>
+        <w:t>avant</w:t>
+      </w:r>
+      <w:r>
+        <w:rPr>
+          <w:rFonts w:ascii="Calibri" w:hAnsi="Calibri" w:eastAsia="Calibri"/>
+          <w:b w:val="0"/>
+          <w:i w:val="0"/>
+          <w:color w:val="151A23"/>
+          <w:sz w:val="22"/>
+        </w:rPr>
+        <w:t xml:space="preserve"> l’Hyperviseur. Chez Agentium elles existent déjà, sous d’autres noms. On ne les reconstruît pas.</w:t>
       </w:r>
     </w:p>
     <w:tbl>
@@ -330,7 +733,7 @@
                 <w:color w:val="0B2545"/>
                 <w:sz w:val="18"/>
               </w:rPr>
-              <w:t>Brique papAI</w:t>
+              <w:t>papAI disait</w:t>
             </w:r>
           </w:p>
         </w:tc>
@@ -347,7 +750,7 @@
                 <w:color w:val="0B2545"/>
                 <w:sz w:val="18"/>
               </w:rPr>
-              <w:t>Équivalent Agentium déjà là</w:t>
+              <w:t>Agentium montre</w:t>
             </w:r>
           </w:p>
         </w:tc>
@@ -364,7 +767,7 @@
                 <w:color w:val="0B2545"/>
                 <w:sz w:val="18"/>
               </w:rPr>
-              <w:t>Ce que le COMEX voit</w:t>
+              <w:t>Ce que le COMEX emporte</w:t>
             </w:r>
           </w:p>
         </w:tc>
@@ -383,34 +786,7 @@
                 <w:color w:val="151A23"/>
                 <w:sz w:val="18"/>
               </w:rPr>
-              <w:t>Dashboard KPI / ROI</w:t>
-            </w:r>
-          </w:p>
-        </w:tc>
-        <w:tc>
-          <w:tcPr>
-            <w:tcW w:type="dxa" w:w="3249"/>
-          </w:tcPr>
-          <w:p>
-            <w:r>
-              <w:rPr>
-                <w:rFonts w:ascii="Consolas" w:hAnsi="Consolas" w:eastAsia="Consolas"/>
-                <w:b w:val="0"/>
-                <w:i w:val="0"/>
-                <w:color w:val="0E6B6A"/>
-                <w:sz w:val="18"/>
-              </w:rPr>
-              <w:t>/hypervisor</w:t>
-            </w:r>
-            <w:r>
-              <w:rPr>
-                <w:rFonts w:ascii="Calibri" w:hAnsi="Calibri" w:eastAsia="Calibri"/>
-                <w:b w:val="0"/>
-                <w:i w:val="0"/>
-                <w:color w:val="151A23"/>
-                <w:sz w:val="18"/>
-              </w:rPr>
-              <w:t xml:space="preserve"> v1 ou v2</w:t>
+              <w:t>Tableau KPI / ROI</w:t>
             </w:r>
           </w:p>
         </w:tc>
@@ -427,7 +803,44 @@
                 <w:color w:val="151A23"/>
                 <w:sz w:val="18"/>
               </w:rPr>
-              <w:t>Registre mesuré / déclaré / absent — pas un ROI audité</w:t>
+              <w:t>Page Hyperviseur / Impact</w:t>
+            </w:r>
+          </w:p>
+        </w:tc>
+        <w:tc>
+          <w:tcPr>
+            <w:tcW w:type="dxa" w:w="3249"/>
+          </w:tcPr>
+          <w:p>
+            <w:r>
+              <w:rPr>
+                <w:rFonts w:ascii="Calibri" w:hAnsi="Calibri" w:eastAsia="Calibri"/>
+                <w:b w:val="0"/>
+                <w:i w:val="0"/>
+                <w:color w:val="151A23"/>
+                <w:sz w:val="18"/>
+              </w:rPr>
+              <w:t xml:space="preserve">Un registre honnête : mesuré, déclaré, absent — </w:t>
+            </w:r>
+            <w:r>
+              <w:rPr>
+                <w:rFonts w:ascii="Calibri" w:hAnsi="Calibri" w:eastAsia="Calibri"/>
+                <w:b/>
+                <w:i w:val="0"/>
+                <w:color w:val="151A23"/>
+                <w:sz w:val="18"/>
+              </w:rPr>
+              <w:t>pas</w:t>
+            </w:r>
+            <w:r>
+              <w:rPr>
+                <w:rFonts w:ascii="Calibri" w:hAnsi="Calibri" w:eastAsia="Calibri"/>
+                <w:b w:val="0"/>
+                <w:i w:val="0"/>
+                <w:color w:val="151A23"/>
+                <w:sz w:val="18"/>
+              </w:rPr>
+              <w:t xml:space="preserve"> un ROI audité</w:t>
             </w:r>
           </w:p>
         </w:tc>
@@ -446,34 +859,7 @@
                 <w:color w:val="151A23"/>
                 <w:sz w:val="18"/>
               </w:rPr>
-              <w:t>Objectifs top-down</w:t>
-            </w:r>
-          </w:p>
-        </w:tc>
-        <w:tc>
-          <w:tcPr>
-            <w:tcW w:type="dxa" w:w="3249"/>
-          </w:tcPr>
-          <w:p>
-            <w:r>
-              <w:rPr>
-                <w:rFonts w:ascii="Consolas" w:hAnsi="Consolas" w:eastAsia="Consolas"/>
-                <w:b w:val="0"/>
-                <w:i w:val="0"/>
-                <w:color w:val="0E6B6A"/>
-                <w:sz w:val="18"/>
-              </w:rPr>
-              <w:t>operational_objective</w:t>
-            </w:r>
-            <w:r>
-              <w:rPr>
-                <w:rFonts w:ascii="Calibri" w:hAnsi="Calibri" w:eastAsia="Calibri"/>
-                <w:b w:val="0"/>
-                <w:i w:val="0"/>
-                <w:color w:val="151A23"/>
-                <w:sz w:val="18"/>
-              </w:rPr>
-              <w:t xml:space="preserve"> sur un System</w:t>
+              <w:t>Objectifs descendants</w:t>
             </w:r>
           </w:p>
         </w:tc>
@@ -490,7 +876,44 @@
                 <w:color w:val="151A23"/>
                 <w:sz w:val="18"/>
               </w:rPr>
-              <w:t>Cinq métriques opérationnelles, 1–90 jours</w:t>
+              <w:t>Objectif opérationnel sur un System</w:t>
+            </w:r>
+          </w:p>
+        </w:tc>
+        <w:tc>
+          <w:tcPr>
+            <w:tcW w:type="dxa" w:w="3249"/>
+          </w:tcPr>
+          <w:p>
+            <w:r>
+              <w:rPr>
+                <w:rFonts w:ascii="Calibri" w:hAnsi="Calibri" w:eastAsia="Calibri"/>
+                <w:b w:val="0"/>
+                <w:i w:val="0"/>
+                <w:color w:val="151A23"/>
+                <w:sz w:val="18"/>
+              </w:rPr>
+              <w:t xml:space="preserve">Cinq indicateurs simples, 1 à 90 jours — </w:t>
+            </w:r>
+            <w:r>
+              <w:rPr>
+                <w:rFonts w:ascii="Calibri" w:hAnsi="Calibri" w:eastAsia="Calibri"/>
+                <w:b/>
+                <w:i w:val="0"/>
+                <w:color w:val="151A23"/>
+                <w:sz w:val="18"/>
+              </w:rPr>
+              <w:t>pas</w:t>
+            </w:r>
+            <w:r>
+              <w:rPr>
+                <w:rFonts w:ascii="Calibri" w:hAnsi="Calibri" w:eastAsia="Calibri"/>
+                <w:b w:val="0"/>
+                <w:i w:val="0"/>
+                <w:color w:val="151A23"/>
+                <w:sz w:val="18"/>
+              </w:rPr>
+              <w:t xml:space="preserve"> des euros économisés</w:t>
             </w:r>
           </w:p>
         </w:tc>
@@ -509,7 +932,7 @@
                 <w:color w:val="151A23"/>
                 <w:sz w:val="18"/>
               </w:rPr>
-              <w:t>Métriques bottom-up</w:t>
+              <w:t>Métriques remontantes</w:t>
             </w:r>
           </w:p>
         </w:tc>
@@ -526,7 +949,7 @@
                 <w:color w:val="151A23"/>
                 <w:sz w:val="18"/>
               </w:rPr>
-              <w:t>Runs + bases de valeur + Work</w:t>
+              <w:t>Applications + exécutions + conventions de valeur</w:t>
             </w:r>
           </w:p>
         </w:tc>
@@ -543,7 +966,7 @@
                 <w:color w:val="151A23"/>
                 <w:sz w:val="18"/>
               </w:rPr>
-              <w:t>Preuve d’exécution, pas un formulaire « publier un KPI »</w:t>
+              <w:t>Une preuve d’exécution, pas un formulaire « publier un KPI »</w:t>
             </w:r>
           </w:p>
         </w:tc>
@@ -596,7 +1019,7 @@
                 <w:color w:val="151A23"/>
                 <w:sz w:val="18"/>
               </w:rPr>
-              <w:t xml:space="preserve">Lecture scopée ; </w:t>
+              <w:t xml:space="preserve">Il </w:t>
             </w:r>
             <w:r>
               <w:rPr>
@@ -606,7 +1029,7 @@
                 <w:color w:val="151A23"/>
                 <w:sz w:val="18"/>
               </w:rPr>
-              <w:t>pas</w:t>
+              <w:t>lit</w:t>
             </w:r>
             <w:r>
               <w:rPr>
@@ -616,17 +1039,7 @@
                 <w:color w:val="151A23"/>
                 <w:sz w:val="18"/>
               </w:rPr>
-              <w:t xml:space="preserve"> </w:t>
-            </w:r>
-            <w:r>
-              <w:rPr>
-                <w:rFonts w:ascii="Consolas" w:hAnsi="Consolas" w:eastAsia="Consolas"/>
-                <w:b w:val="0"/>
-                <w:i w:val="0"/>
-                <w:color w:val="0E6B6A"/>
-                <w:sz w:val="18"/>
-              </w:rPr>
-              <w:t>send_directive</w:t>
+              <w:t xml:space="preserve"> et explique ; il n’envoie pas d’ordre</w:t>
             </w:r>
           </w:p>
         </w:tc>
@@ -645,7 +1058,7 @@
                 <w:color w:val="151A23"/>
                 <w:sz w:val="18"/>
               </w:rPr>
-              <w:t>Catalog / KB</w:t>
+              <w:t>Catalogue / base documentaire</w:t>
             </w:r>
           </w:p>
         </w:tc>
@@ -662,7 +1075,7 @@
                 <w:color w:val="151A23"/>
                 <w:sz w:val="18"/>
               </w:rPr>
-              <w:t>Knowledge + Experiences</w:t>
+              <w:t>Connaissances + applications publiées</w:t>
             </w:r>
           </w:p>
         </w:tc>
@@ -679,7 +1092,7 @@
                 <w:color w:val="151A23"/>
                 <w:sz w:val="18"/>
               </w:rPr>
-              <w:t>Sources citées depuis Work</w:t>
+              <w:t>Sources citées depuis le travail</w:t>
             </w:r>
           </w:p>
         </w:tc>
@@ -715,7 +1128,7 @@
                 <w:color w:val="151A23"/>
                 <w:sz w:val="18"/>
               </w:rPr>
-              <w:t>Cockpit + Work (pas une App NextJS)</w:t>
+              <w:t>Work (métier) + Cockpit (construire / suivre)</w:t>
             </w:r>
           </w:p>
         </w:tc>
@@ -726,33 +1139,23 @@
           <w:p>
             <w:r>
               <w:rPr>
-                <w:rFonts w:ascii="Consolas" w:hAnsi="Consolas" w:eastAsia="Consolas"/>
-                <w:b w:val="0"/>
-                <w:i w:val="0"/>
-                <w:color w:val="0E6B6A"/>
-                <w:sz w:val="18"/>
-              </w:rPr>
-              <w:t>/hypervisor</w:t>
-            </w:r>
-            <w:r>
-              <w:rPr>
                 <w:rFonts w:ascii="Calibri" w:hAnsi="Calibri" w:eastAsia="Calibri"/>
                 <w:b w:val="0"/>
                 <w:i w:val="0"/>
                 <w:color w:val="151A23"/>
                 <w:sz w:val="18"/>
               </w:rPr>
-              <w:t xml:space="preserve"> et </w:t>
+              <w:t xml:space="preserve">Deux espaces, selon les </w:t>
             </w:r>
             <w:r>
               <w:rPr>
-                <w:rFonts w:ascii="Consolas" w:hAnsi="Consolas" w:eastAsia="Consolas"/>
-                <w:b w:val="0"/>
+                <w:rFonts w:ascii="Calibri" w:hAnsi="Calibri" w:eastAsia="Calibri"/>
+                <w:b/>
                 <w:i w:val="0"/>
-                <w:color w:val="0E6B6A"/>
+                <w:color w:val="151A23"/>
                 <w:sz w:val="18"/>
               </w:rPr>
-              <w:t>/work</w:t>
+              <w:t>droits</w:t>
             </w:r>
           </w:p>
         </w:tc>
@@ -788,17 +1191,7 @@
                 <w:color w:val="151A23"/>
                 <w:sz w:val="18"/>
               </w:rPr>
-              <w:t xml:space="preserve">IAM + </w:t>
-            </w:r>
-            <w:r>
-              <w:rPr>
-                <w:rFonts w:ascii="Consolas" w:hAnsi="Consolas" w:eastAsia="Consolas"/>
-                <w:b w:val="0"/>
-                <w:i w:val="0"/>
-                <w:color w:val="0E6B6A"/>
-                <w:sz w:val="18"/>
-              </w:rPr>
-              <w:t>/governance/audit</w:t>
+              <w:t>Droits d’accès + journal</w:t>
             </w:r>
           </w:p>
         </w:tc>
@@ -815,7 +1208,7 @@
                 <w:color w:val="151A23"/>
                 <w:sz w:val="18"/>
               </w:rPr>
-              <w:t>Qui observe, qui décide, qui enacte</w:t>
+              <w:t>Qui voit, qui donne un avis, qui applique</w:t>
             </w:r>
           </w:p>
         </w:tc>
@@ -831,7 +1224,17 @@
           <w:color w:val="151A23"/>
           <w:sz w:val="22"/>
         </w:rPr>
-        <w:t>P0 à montrer en séance (hard-reload) :</w:t>
+        <w:t>À montrer en séance</w:t>
+      </w:r>
+      <w:r>
+        <w:rPr>
+          <w:rFonts w:ascii="Calibri" w:hAnsi="Calibri" w:eastAsia="Calibri"/>
+          <w:b w:val="0"/>
+          <w:i w:val="0"/>
+          <w:color w:val="151A23"/>
+          <w:sz w:val="22"/>
+        </w:rPr>
+        <w:t xml:space="preserve"> (recharger la page avant de parler) :</w:t>
       </w:r>
     </w:p>
     <w:p>
@@ -841,12 +1244,22 @@
       <w:r>
         <w:rPr>
           <w:rFonts w:ascii="Calibri" w:hAnsi="Calibri" w:eastAsia="Calibri"/>
+          <w:b/>
+          <w:i w:val="0"/>
+          <w:color w:val="151A23"/>
+          <w:sz w:val="22"/>
+        </w:rPr>
+        <w:t>Work</w:t>
+      </w:r>
+      <w:r>
+        <w:rPr>
+          <w:rFonts w:ascii="Calibri" w:hAnsi="Calibri" w:eastAsia="Calibri"/>
           <w:b w:val="0"/>
           <w:i w:val="0"/>
           <w:color w:val="151A23"/>
           <w:sz w:val="22"/>
         </w:rPr>
-        <w:t xml:space="preserve">Work — une question, une citation. </w:t>
+        <w:t xml:space="preserve"> — une question, une source ouverte. </w:t>
       </w:r>
       <w:r>
         <w:rPr>
@@ -856,7 +1269,7 @@
           <w:color w:val="151A23"/>
           <w:sz w:val="22"/>
         </w:rPr>
-        <w:t>Consommer.</w:t>
+        <w:t>Le métier travaille.</w:t>
       </w:r>
     </w:p>
     <w:p>
@@ -866,12 +1279,22 @@
       <w:r>
         <w:rPr>
           <w:rFonts w:ascii="Calibri" w:hAnsi="Calibri" w:eastAsia="Calibri"/>
+          <w:b/>
+          <w:i w:val="0"/>
+          <w:color w:val="151A23"/>
+          <w:sz w:val="22"/>
+        </w:rPr>
+        <w:t>Une exécution</w:t>
+      </w:r>
+      <w:r>
+        <w:rPr>
+          <w:rFonts w:ascii="Calibri" w:hAnsi="Calibri" w:eastAsia="Calibri"/>
           <w:b w:val="0"/>
           <w:i w:val="0"/>
           <w:color w:val="151A23"/>
           <w:sz w:val="22"/>
         </w:rPr>
-        <w:t xml:space="preserve">Run — la preuve. </w:t>
+        <w:t xml:space="preserve"> — la preuve. </w:t>
       </w:r>
       <w:r>
         <w:rPr>
@@ -881,7 +1304,7 @@
           <w:color w:val="151A23"/>
           <w:sz w:val="22"/>
         </w:rPr>
-        <w:t>Monitorer : pas le gain.</w:t>
+        <w:t>On suit : ce n’est pas le gain.</w:t>
       </w:r>
     </w:p>
     <w:p>
@@ -890,13 +1313,13 @@
       </w:pPr>
       <w:r>
         <w:rPr>
-          <w:rFonts w:ascii="Consolas" w:hAnsi="Consolas" w:eastAsia="Consolas"/>
-          <w:b w:val="0"/>
+          <w:rFonts w:ascii="Calibri" w:hAnsi="Calibri" w:eastAsia="Calibri"/>
+          <w:b/>
           <w:i w:val="0"/>
-          <w:color w:val="0E6B6A"/>
+          <w:color w:val="151A23"/>
           <w:sz w:val="22"/>
         </w:rPr>
-        <w:t>/hypervisor</w:t>
+        <w:t>Hyperviseur / Impact</w:t>
       </w:r>
       <w:r>
         <w:rPr>
@@ -906,17 +1329,32 @@
           <w:color w:val="151A23"/>
           <w:sz w:val="22"/>
         </w:rPr>
-        <w:t xml:space="preserve"> — légende + une Decision </w:t>
+        <w:t xml:space="preserve"> — la légende mesuré / déclaré, une décision en attente. </w:t>
       </w:r>
       <w:r>
         <w:rPr>
-          <w:rFonts w:ascii="Consolas" w:hAnsi="Consolas" w:eastAsia="Consolas"/>
+          <w:rFonts w:ascii="Calibri" w:hAnsi="Calibri" w:eastAsia="Calibri"/>
           <w:b w:val="0"/>
-          <w:i w:val="0"/>
-          <w:color w:val="0E6B6A"/>
+          <w:i/>
+          <w:color w:val="151A23"/>
           <w:sz w:val="22"/>
         </w:rPr>
-        <w:t>proposed</w:t>
+        <w:t>On observe, on donne un avis.</w:t>
+      </w:r>
+    </w:p>
+    <w:p>
+      <w:pPr>
+        <w:pStyle w:val="ListNumber"/>
+      </w:pPr>
+      <w:r>
+        <w:rPr>
+          <w:rFonts w:ascii="Calibri" w:hAnsi="Calibri" w:eastAsia="Calibri"/>
+          <w:b/>
+          <w:i w:val="0"/>
+          <w:color w:val="151A23"/>
+          <w:sz w:val="22"/>
+        </w:rPr>
+        <w:t>Pilotage d’un System</w:t>
       </w:r>
       <w:r>
         <w:rPr>
@@ -926,17 +1364,7 @@
           <w:color w:val="151A23"/>
           <w:sz w:val="22"/>
         </w:rPr>
-        <w:t xml:space="preserve">. </w:t>
-      </w:r>
-      <w:r>
-        <w:rPr>
-          <w:rFonts w:ascii="Calibri" w:hAnsi="Calibri" w:eastAsia="Calibri"/>
-          <w:b w:val="0"/>
-          <w:i/>
-          <w:color w:val="151A23"/>
-          <w:sz w:val="22"/>
-        </w:rPr>
-        <w:t>Observer / signal.</w:t>
+        <w:t xml:space="preserve"> — seulement si la boucle de valeur est vraiment ouverte. Sinon, le dire.</w:t>
       </w:r>
     </w:p>
     <w:p>
@@ -946,67 +1374,12 @@
       <w:r>
         <w:rPr>
           <w:rFonts w:ascii="Calibri" w:hAnsi="Calibri" w:eastAsia="Calibri"/>
-          <w:b w:val="0"/>
-          <w:i w:val="0"/>
-          <w:color w:val="151A23"/>
-          <w:sz w:val="22"/>
-        </w:rPr>
-        <w:t xml:space="preserve">Steer </w:t>
-      </w:r>
-      <w:r>
-        <w:rPr>
-          <w:rFonts w:ascii="Calibri" w:hAnsi="Calibri" w:eastAsia="Calibri"/>
           <w:b/>
           <w:i w:val="0"/>
           <w:color w:val="151A23"/>
           <w:sz w:val="22"/>
         </w:rPr>
-        <w:t>seulement</w:t>
-      </w:r>
-      <w:r>
-        <w:rPr>
-          <w:rFonts w:ascii="Calibri" w:hAnsi="Calibri" w:eastAsia="Calibri"/>
-          <w:b w:val="0"/>
-          <w:i w:val="0"/>
-          <w:color w:val="151A23"/>
-          <w:sz w:val="22"/>
-        </w:rPr>
-        <w:t xml:space="preserve"> si </w:t>
-      </w:r>
-      <w:r>
-        <w:rPr>
-          <w:rFonts w:ascii="Consolas" w:hAnsi="Consolas" w:eastAsia="Consolas"/>
-          <w:b w:val="0"/>
-          <w:i w:val="0"/>
-          <w:color w:val="0E6B6A"/>
-          <w:sz w:val="22"/>
-        </w:rPr>
-        <w:t>value_loop_v1</w:t>
-      </w:r>
-      <w:r>
-        <w:rPr>
-          <w:rFonts w:ascii="Calibri" w:hAnsi="Calibri" w:eastAsia="Calibri"/>
-          <w:b w:val="0"/>
-          <w:i w:val="0"/>
-          <w:color w:val="151A23"/>
-          <w:sz w:val="22"/>
-        </w:rPr>
-        <w:t xml:space="preserve"> est réellement on. Sinon le dire.</w:t>
-      </w:r>
-    </w:p>
-    <w:p>
-      <w:pPr>
-        <w:pStyle w:val="ListNumber"/>
-      </w:pPr>
-      <w:r>
-        <w:rPr>
-          <w:rFonts w:ascii="Consolas" w:hAnsi="Consolas" w:eastAsia="Consolas"/>
-          <w:b w:val="0"/>
-          <w:i w:val="0"/>
-          <w:color w:val="0E6B6A"/>
-          <w:sz w:val="22"/>
-        </w:rPr>
-        <w:t>/help/value</w:t>
+        <w:t>Aide valeur</w:t>
       </w:r>
       <w:r>
         <w:rPr>
@@ -1028,7 +1401,7 @@
           <w:color w:val="151A23"/>
           <w:sz w:val="22"/>
         </w:rPr>
-        <w:t>US MVP correspondantes : US-AHYP-100, 101, 102, 200, 300, 301, 303, 400 (si flag), 500, 501, 601, 800, 801, 900.</w:t>
+        <w:t>Stories P0 de la séance : US-AHYP-100, 101, 102, 200, 300, 301, 303, 400 (si ouvert), 500, 501, 601, 800, 801, 900.</w:t>
       </w:r>
     </w:p>
     <w:p>
@@ -1055,39 +1428,7 @@
           <w:color w:val="0B2545"/>
           <w:sz w:val="32"/>
         </w:rPr>
-        <w:t>2. Les prérequis — déjà industrialisés, pas à reconstruire</w:t>
-      </w:r>
-    </w:p>
-    <w:p>
-      <w:r>
-        <w:rPr>
-          <w:rFonts w:ascii="Calibri" w:hAnsi="Calibri" w:eastAsia="Calibri"/>
-          <w:b w:val="0"/>
-          <w:i w:val="0"/>
-          <w:color w:val="151A23"/>
-          <w:sz w:val="22"/>
-        </w:rPr>
-        <w:t xml:space="preserve">Le document papAI listait 6 briques </w:t>
-      </w:r>
-      <w:r>
-        <w:rPr>
-          <w:rFonts w:ascii="Calibri" w:hAnsi="Calibri" w:eastAsia="Calibri"/>
-          <w:b w:val="0"/>
-          <w:i/>
-          <w:color w:val="151A23"/>
-          <w:sz w:val="22"/>
-        </w:rPr>
-        <w:t>avant</w:t>
-      </w:r>
-      <w:r>
-        <w:rPr>
-          <w:rFonts w:ascii="Calibri" w:hAnsi="Calibri" w:eastAsia="Calibri"/>
-          <w:b w:val="0"/>
-          <w:i w:val="0"/>
-          <w:color w:val="151A23"/>
-          <w:sz w:val="22"/>
-        </w:rPr>
-        <w:t xml:space="preserve"> l’Hyperviseur. Chez Agentium elles sont le runtime. On ne les re-spécifie pas comme un chantier préalable.</w:t>
+        <w:t>2. Déjà là — pas un chantier préalable</w:t>
       </w:r>
     </w:p>
     <w:tbl>
@@ -1150,7 +1491,7 @@
                 <w:color w:val="0B2545"/>
                 <w:sz w:val="18"/>
               </w:rPr>
-              <w:t>Agentium</w:t>
+              <w:t>Déjà chez Agentium</w:t>
             </w:r>
           </w:p>
         </w:tc>
@@ -1167,7 +1508,7 @@
                 <w:color w:val="0B2545"/>
                 <w:sz w:val="18"/>
               </w:rPr>
-              <w:t>Point d’attention COMEX</w:t>
+              <w:t>Attention COMEX</w:t>
             </w:r>
           </w:p>
         </w:tc>
@@ -1203,7 +1544,7 @@
                 <w:color w:val="151A23"/>
                 <w:sz w:val="18"/>
               </w:rPr>
-              <w:t>Catalog / promotion</w:t>
+              <w:t>Catalogue</w:t>
             </w:r>
           </w:p>
         </w:tc>
@@ -1220,7 +1561,7 @@
                 <w:color w:val="151A23"/>
                 <w:sz w:val="18"/>
               </w:rPr>
-              <w:t>Knowledge + publication Experience</w:t>
+              <w:t>Connaissances + publication d’application</w:t>
             </w:r>
           </w:p>
         </w:tc>
@@ -1237,7 +1578,7 @@
                 <w:color w:val="151A23"/>
                 <w:sz w:val="18"/>
               </w:rPr>
-              <w:t>Garbage in, garbage out inchangé</w:t>
+              <w:t>Une mauvaise source reste une mauvaise source</w:t>
             </w:r>
           </w:p>
         </w:tc>
@@ -1273,7 +1614,7 @@
                 <w:color w:val="151A23"/>
                 <w:sz w:val="18"/>
               </w:rPr>
-              <w:t>Document Center / KB</w:t>
+              <w:t>Centre documentaire</w:t>
             </w:r>
           </w:p>
         </w:tc>
@@ -1290,7 +1631,7 @@
                 <w:color w:val="151A23"/>
                 <w:sz w:val="18"/>
               </w:rPr>
-              <w:t>Collections, citations Work</w:t>
+              <w:t>Collections, citations dans le travail</w:t>
             </w:r>
           </w:p>
         </w:tc>
@@ -1307,7 +1648,7 @@
                 <w:color w:val="151A23"/>
                 <w:sz w:val="18"/>
               </w:rPr>
-              <w:t>Fraîcheur = ingestion réelle, pas une promesse chrome</w:t>
+              <w:t>La fraîcheur = ce qui a vraiment été ingéré</w:t>
             </w:r>
           </w:p>
         </w:tc>
@@ -1360,7 +1701,7 @@
                 <w:color w:val="151A23"/>
                 <w:sz w:val="18"/>
               </w:rPr>
-              <w:t>FastAPI + Angular, Work / Cockpit</w:t>
+              <w:t>Work et Cockpit</w:t>
             </w:r>
           </w:p>
         </w:tc>
@@ -1377,7 +1718,7 @@
                 <w:color w:val="151A23"/>
                 <w:sz w:val="18"/>
               </w:rPr>
-              <w:t>L’Hyperviseur n’est pas « la première App système »</w:t>
+              <w:t>L’Hyperviseur n’est pas « la première application système »</w:t>
             </w:r>
           </w:p>
         </w:tc>
@@ -1413,7 +1754,7 @@
                 <w:color w:val="151A23"/>
                 <w:sz w:val="18"/>
               </w:rPr>
-              <w:t>Flux KPI bidirectionnel</w:t>
+              <w:t>Flux de KPI</w:t>
             </w:r>
           </w:p>
         </w:tc>
@@ -1430,47 +1771,7 @@
                 <w:color w:val="151A23"/>
                 <w:sz w:val="18"/>
               </w:rPr>
-              <w:t xml:space="preserve">Runs + </w:t>
-            </w:r>
-            <w:r>
-              <w:rPr>
-                <w:rFonts w:ascii="Consolas" w:hAnsi="Consolas" w:eastAsia="Consolas"/>
-                <w:b w:val="0"/>
-                <w:i w:val="0"/>
-                <w:color w:val="0E6B6A"/>
-                <w:sz w:val="18"/>
-              </w:rPr>
-              <w:t>operational_objective</w:t>
-            </w:r>
-            <w:r>
-              <w:rPr>
-                <w:rFonts w:ascii="Calibri" w:hAnsi="Calibri" w:eastAsia="Calibri"/>
-                <w:b w:val="0"/>
-                <w:i w:val="0"/>
-                <w:color w:val="151A23"/>
-                <w:sz w:val="18"/>
-              </w:rPr>
-              <w:t xml:space="preserve"> + </w:t>
-            </w:r>
-            <w:r>
-              <w:rPr>
-                <w:rFonts w:ascii="Consolas" w:hAnsi="Consolas" w:eastAsia="Consolas"/>
-                <w:b w:val="0"/>
-                <w:i w:val="0"/>
-                <w:color w:val="0E6B6A"/>
-                <w:sz w:val="18"/>
-              </w:rPr>
-              <w:t>value_basis</w:t>
-            </w:r>
-            <w:r>
-              <w:rPr>
-                <w:rFonts w:ascii="Calibri" w:hAnsi="Calibri" w:eastAsia="Calibri"/>
-                <w:b w:val="0"/>
-                <w:i w:val="0"/>
-                <w:color w:val="151A23"/>
-                <w:sz w:val="18"/>
-              </w:rPr>
-              <w:t xml:space="preserve"> + Decision</w:t>
+              <w:t>Exécutions + objectif + convention de valeur + décision</w:t>
             </w:r>
           </w:p>
         </w:tc>
@@ -1507,7 +1808,7 @@
                 <w:color w:val="151A23"/>
                 <w:sz w:val="18"/>
               </w:rPr>
-              <w:t xml:space="preserve"> la brique critique — mais elle est le ledger, pas une API KPI à part</w:t>
+              <w:t xml:space="preserve"> la brique critique — et c’est le grand livre, pas une API à part</w:t>
             </w:r>
           </w:p>
         </w:tc>
@@ -1543,7 +1844,7 @@
                 <w:color w:val="151A23"/>
                 <w:sz w:val="18"/>
               </w:rPr>
-              <w:t>Agent minimal RAG</w:t>
+              <w:t>Agent RAG</w:t>
             </w:r>
           </w:p>
         </w:tc>
@@ -1560,7 +1861,7 @@
                 <w:color w:val="151A23"/>
                 <w:sz w:val="18"/>
               </w:rPr>
-              <w:t>Compagnon + tools lecture</w:t>
+              <w:t>Compagnon en lecture</w:t>
             </w:r>
           </w:p>
         </w:tc>
@@ -1577,7 +1878,7 @@
                 <w:color w:val="151A23"/>
                 <w:sz w:val="18"/>
               </w:rPr>
-              <w:t>Le modèle ne signe pas ; tools d’action papAI hors MVP</w:t>
+              <w:t>Le modèle ne signe pas</w:t>
             </w:r>
           </w:p>
         </w:tc>
@@ -1630,7 +1931,7 @@
                 <w:color w:val="151A23"/>
                 <w:sz w:val="18"/>
               </w:rPr>
-              <w:t>IAM, audit, Membrane</w:t>
+              <w:t>Droits, journal, contrôle d’exécution</w:t>
             </w:r>
           </w:p>
         </w:tc>
@@ -1647,7 +1948,7 @@
                 <w:color w:val="151A23"/>
                 <w:sz w:val="18"/>
               </w:rPr>
-              <w:t>Fondation déjà obligatoire</w:t>
+              <w:t>Déjà obligatoire</w:t>
             </w:r>
           </w:p>
         </w:tc>
@@ -1668,8 +1969,8 @@
       <w:r>
         <w:rPr>
           <w:rFonts w:ascii="Calibri" w:hAnsi="Calibri" w:eastAsia="Calibri"/>
-          <w:b w:val="0"/>
-          <w:i/>
+          <w:b/>
+          <w:i w:val="0"/>
           <w:color w:val="151A23"/>
           <w:sz w:val="22"/>
         </w:rPr>
@@ -1683,27 +1984,7 @@
           <w:color w:val="151A23"/>
           <w:sz w:val="22"/>
         </w:rPr>
-        <w:t xml:space="preserve">, plus de </w:t>
-      </w:r>
-      <w:r>
-        <w:rPr>
-          <w:rFonts w:ascii="Calibri" w:hAnsi="Calibri" w:eastAsia="Calibri"/>
-          <w:b w:val="0"/>
-          <w:i/>
-          <w:color w:val="151A23"/>
-          <w:sz w:val="22"/>
-        </w:rPr>
-        <w:t>construction</w:t>
-      </w:r>
-      <w:r>
-        <w:rPr>
-          <w:rFonts w:ascii="Calibri" w:hAnsi="Calibri" w:eastAsia="Calibri"/>
-          <w:b w:val="0"/>
-          <w:i w:val="0"/>
-          <w:color w:val="151A23"/>
-          <w:sz w:val="22"/>
-        </w:rPr>
-        <w:t xml:space="preserve"> :</w:t>
+        <w:t>, plus de construction :</w:t>
       </w:r>
     </w:p>
     <w:p>
@@ -1718,13 +1999,13 @@
           <w:color w:val="0E6B6A"/>
           <w:sz w:val="18"/>
         </w:rPr>
-        <w:t>IAM / audit  →  System publié + Work  →  Runs</w:t>
+        <w:t>Droits et journal  →  System publié + application métier  →  exécutions</w:t>
         <w:br/>
-        <w:t xml:space="preserve">     →  Hyperviseur (registre + décisions)</w:t>
+        <w:t xml:space="preserve">     →  Hyperviseur (grand livre + avis)</w:t>
         <w:br/>
         <w:t xml:space="preserve">     →  (option) compagnon</w:t>
         <w:br/>
-        <w:t xml:space="preserve">     →  (option, canari) boucle de valeur Steer</w:t>
+        <w:t xml:space="preserve">     →  (option, essai limité) appliquer un changement sur un System</w:t>
       </w:r>
     </w:p>
     <w:p>
@@ -1751,7 +2032,7 @@
           <w:color w:val="0B2545"/>
           <w:sz w:val="32"/>
         </w:rPr>
-        <w:t>3. User stories MVP (format COMEX)</w:t>
+        <w:t>3. User stories MVP (table COMEX)</w:t>
       </w:r>
     </w:p>
     <w:p>
@@ -1766,7 +2047,7 @@
           <w:color w:val="0B2545"/>
           <w:sz w:val="26"/>
         </w:rPr>
-        <w:t>Epic A — Grand livre</w:t>
+        <w:t>A — Lire le grand livre</w:t>
       </w:r>
     </w:p>
     <w:tbl>
@@ -1899,7 +2180,7 @@
                 <w:color w:val="151A23"/>
                 <w:sz w:val="18"/>
               </w:rPr>
-              <w:t>Voir Runs, coût, valeur avec fact-state</w:t>
+              <w:t>Voir exécutions, coût, valeur, avec l’état de la preuve</w:t>
             </w:r>
           </w:p>
         </w:tc>
@@ -1916,7 +2197,7 @@
                 <w:color w:val="151A23"/>
                 <w:sz w:val="18"/>
               </w:rPr>
-              <w:t>Évaluer l’impact sans zéro inventé</w:t>
+              <w:t>Juger l’impact sans zéro inventé</w:t>
             </w:r>
           </w:p>
         </w:tc>
@@ -1969,7 +2250,7 @@
                 <w:color w:val="151A23"/>
                 <w:sz w:val="18"/>
               </w:rPr>
-              <w:t>Choisir 30 j / 90 j</w:t>
+              <w:t>Choisir 30 jours / 90 jours</w:t>
             </w:r>
           </w:p>
         </w:tc>
@@ -2039,7 +2320,7 @@
                 <w:color w:val="151A23"/>
                 <w:sz w:val="18"/>
               </w:rPr>
-              <w:t>Voir les bases de valeur</w:t>
+              <w:t>Voir les conventions de valeur</w:t>
             </w:r>
           </w:p>
         </w:tc>
@@ -2056,7 +2337,7 @@
                 <w:color w:val="151A23"/>
                 <w:sz w:val="18"/>
               </w:rPr>
-              <w:t>Séparer déclaré et unité native</w:t>
+              <w:t>Séparer le déclaré de l’unité simple</w:t>
             </w:r>
           </w:p>
         </w:tc>
@@ -2109,7 +2390,7 @@
                 <w:color w:val="151A23"/>
                 <w:sz w:val="18"/>
               </w:rPr>
-              <w:t>Voir l’écart à l’objectif opérationnel</w:t>
+              <w:t>Voir l’écart à l’objectif</w:t>
             </w:r>
           </w:p>
         </w:tc>
@@ -2126,7 +2407,7 @@
                 <w:color w:val="151A23"/>
                 <w:sz w:val="18"/>
               </w:rPr>
-              <w:t>Repérer un System hors fenêtre</w:t>
+              <w:t>Repérer un System hors cadre</w:t>
             </w:r>
           </w:p>
         </w:tc>
@@ -2145,7 +2426,7 @@
           <w:color w:val="0B2545"/>
           <w:sz w:val="26"/>
         </w:rPr>
-        <w:t>Epic B — Objectifs top-down</w:t>
+        <w:t>B — Donner un cap</w:t>
       </w:r>
     </w:p>
     <w:tbl>
@@ -2295,7 +2576,7 @@
                 <w:color w:val="151A23"/>
                 <w:sz w:val="18"/>
               </w:rPr>
-              <w:t>Donner un cap non économique</w:t>
+              <w:t>Donner un cap sans parler d’argent économisé</w:t>
             </w:r>
           </w:p>
         </w:tc>
@@ -2331,7 +2612,7 @@
                 <w:color w:val="151A23"/>
                 <w:sz w:val="18"/>
               </w:rPr>
-              <w:t>Owner</w:t>
+              <w:t>Responsable</w:t>
             </w:r>
           </w:p>
         </w:tc>
@@ -2418,7 +2699,7 @@
                 <w:color w:val="151A23"/>
                 <w:sz w:val="18"/>
               </w:rPr>
-              <w:t>Voir les Systems sans objectif ni base</w:t>
+              <w:t>Voir les Systems sans objectif ni convention</w:t>
             </w:r>
           </w:p>
         </w:tc>
@@ -2454,7 +2735,7 @@
           <w:color w:val="0B2545"/>
           <w:sz w:val="26"/>
         </w:rPr>
-        <w:t>Epic C — Remontées bottom-up</w:t>
+        <w:t>C — Faire remonter le terrain</w:t>
       </w:r>
     </w:p>
     <w:tbl>
@@ -2570,7 +2851,7 @@
                 <w:color w:val="151A23"/>
                 <w:sz w:val="18"/>
               </w:rPr>
-              <w:t>Builder</w:t>
+              <w:t>Concepteur</w:t>
             </w:r>
           </w:p>
         </w:tc>
@@ -2587,7 +2868,7 @@
                 <w:color w:val="151A23"/>
                 <w:sz w:val="18"/>
               </w:rPr>
-              <w:t>Publier une Experience</w:t>
+              <w:t>Publier une application</w:t>
             </w:r>
           </w:p>
         </w:tc>
@@ -2657,7 +2938,7 @@
                 <w:color w:val="151A23"/>
                 <w:sz w:val="18"/>
               </w:rPr>
-              <w:t>Produire un Run cité</w:t>
+              <w:t>Produire une exécution citée</w:t>
             </w:r>
           </w:p>
         </w:tc>
@@ -2727,7 +3008,7 @@
                 <w:color w:val="151A23"/>
                 <w:sz w:val="18"/>
               </w:rPr>
-              <w:t>Voir le silence (pas de Runs)</w:t>
+              <w:t>Voir le silence (pas d’exécutions)</w:t>
             </w:r>
           </w:p>
         </w:tc>
@@ -2744,7 +3025,7 @@
                 <w:color w:val="151A23"/>
                 <w:sz w:val="18"/>
               </w:rPr>
-              <w:t>Distinguer trou et zéro mesuré</w:t>
+              <w:t>Distinguer un trou d’un zéro mesuré</w:t>
             </w:r>
           </w:p>
         </w:tc>
@@ -2763,7 +3044,7 @@
           <w:color w:val="0B2545"/>
           <w:sz w:val="26"/>
         </w:rPr>
-        <w:t>Epic D — Décider</w:t>
+        <w:t>D — Décider</w:t>
       </w:r>
     </w:p>
     <w:tbl>
@@ -2966,7 +3247,7 @@
                 <w:color w:val="151A23"/>
                 <w:sz w:val="18"/>
               </w:rPr>
-              <w:t>Accepter / rejeter (signal)</w:t>
+              <w:t>Accepter / refuser (avis)</w:t>
             </w:r>
           </w:p>
         </w:tc>
@@ -2983,7 +3264,27 @@
                 <w:color w:val="151A23"/>
                 <w:sz w:val="18"/>
               </w:rPr>
-              <w:t>Tracer sans enacter</w:t>
+              <w:t xml:space="preserve">Tracer </w:t>
+            </w:r>
+            <w:r>
+              <w:rPr>
+                <w:rFonts w:ascii="Calibri" w:hAnsi="Calibri" w:eastAsia="Calibri"/>
+                <w:b/>
+                <w:i w:val="0"/>
+                <w:color w:val="151A23"/>
+                <w:sz w:val="18"/>
+              </w:rPr>
+              <w:t>sans</w:t>
+            </w:r>
+            <w:r>
+              <w:rPr>
+                <w:rFonts w:ascii="Calibri" w:hAnsi="Calibri" w:eastAsia="Calibri"/>
+                <w:b w:val="0"/>
+                <w:i w:val="0"/>
+                <w:color w:val="151A23"/>
+                <w:sz w:val="18"/>
+              </w:rPr>
+              <w:t xml:space="preserve"> appliquer</w:t>
             </w:r>
           </w:p>
         </w:tc>
@@ -3036,7 +3337,7 @@
                 <w:color w:val="151A23"/>
                 <w:sz w:val="18"/>
               </w:rPr>
-              <w:t>Signer un gate Studio</w:t>
+              <w:t>Approuver dans l’application</w:t>
             </w:r>
           </w:p>
         </w:tc>
@@ -3089,7 +3390,7 @@
                 <w:color w:val="151A23"/>
                 <w:sz w:val="18"/>
               </w:rPr>
-              <w:t>Steward</w:t>
+              <w:t>Pilote</w:t>
             </w:r>
           </w:p>
         </w:tc>
@@ -3106,7 +3407,7 @@
                 <w:color w:val="151A23"/>
                 <w:sz w:val="18"/>
               </w:rPr>
-              <w:t>Simuler → Mesurer sur un System</w:t>
+              <w:t>Simuler puis mesurer sur un System</w:t>
             </w:r>
           </w:p>
         </w:tc>
@@ -3123,7 +3424,27 @@
                 <w:color w:val="151A23"/>
                 <w:sz w:val="18"/>
               </w:rPr>
-              <w:t>Enacter si le canari est on</w:t>
+              <w:t xml:space="preserve">Appliquer </w:t>
+            </w:r>
+            <w:r>
+              <w:rPr>
+                <w:rFonts w:ascii="Calibri" w:hAnsi="Calibri" w:eastAsia="Calibri"/>
+                <w:b/>
+                <w:i w:val="0"/>
+                <w:color w:val="151A23"/>
+                <w:sz w:val="18"/>
+              </w:rPr>
+              <w:t>si</w:t>
+            </w:r>
+            <w:r>
+              <w:rPr>
+                <w:rFonts w:ascii="Calibri" w:hAnsi="Calibri" w:eastAsia="Calibri"/>
+                <w:b w:val="0"/>
+                <w:i w:val="0"/>
+                <w:color w:val="151A23"/>
+                <w:sz w:val="18"/>
+              </w:rPr>
+              <w:t xml:space="preserve"> l’essai est ouvert</w:t>
             </w:r>
           </w:p>
         </w:tc>
@@ -3142,7 +3463,7 @@
           <w:color w:val="0B2545"/>
           <w:sz w:val="26"/>
         </w:rPr>
-        <w:t>Epic E — Compagnon (périmètre MVP)</w:t>
+        <w:t>E — Compagnon (périmètre MVP)</w:t>
       </w:r>
     </w:p>
     <w:tbl>
@@ -3275,7 +3596,7 @@
                 <w:color w:val="151A23"/>
                 <w:sz w:val="18"/>
               </w:rPr>
-              <w:t>Poser une question scopée</w:t>
+              <w:t>Poser une question dans mon périmètre</w:t>
             </w:r>
           </w:p>
         </w:tc>
@@ -3292,7 +3613,7 @@
                 <w:color w:val="151A23"/>
                 <w:sz w:val="18"/>
               </w:rPr>
-              <w:t>Inspecter sans naviguer</w:t>
+              <w:t>Comprendre sans tout cliquer</w:t>
             </w:r>
           </w:p>
         </w:tc>
@@ -3328,7 +3649,7 @@
                 <w:color w:val="151A23"/>
                 <w:sz w:val="18"/>
               </w:rPr>
-              <w:t>Gouvernance</w:t>
+              <w:t>Conformité</w:t>
             </w:r>
           </w:p>
         </w:tc>
@@ -3362,7 +3683,7 @@
                 <w:color w:val="151A23"/>
                 <w:sz w:val="18"/>
               </w:rPr>
-              <w:t>Séparer parole et décision</w:t>
+              <w:t>Séparer la parole de la décision</w:t>
             </w:r>
           </w:p>
         </w:tc>
@@ -3432,7 +3753,7 @@
                 <w:color w:val="151A23"/>
                 <w:sz w:val="18"/>
               </w:rPr>
-              <w:t>Limiter le risque de fuite / sur-promesse</w:t>
+              <w:t>Limiter fuite et sur-promesse</w:t>
             </w:r>
           </w:p>
         </w:tc>
@@ -3451,7 +3772,7 @@
           <w:color w:val="0B2545"/>
           <w:sz w:val="26"/>
         </w:rPr>
-        <w:t>Epic F — Gouvernance</w:t>
+        <w:t>F — Droits et trace</w:t>
       </w:r>
     </w:p>
     <w:tbl>
@@ -3584,7 +3905,7 @@
                 <w:color w:val="151A23"/>
                 <w:sz w:val="18"/>
               </w:rPr>
-              <w:t>Séparer lecture / signal / Act</w:t>
+              <w:t>Séparer voir / donner un avis / appliquer</w:t>
             </w:r>
           </w:p>
         </w:tc>
@@ -3654,7 +3975,7 @@
                 <w:color w:val="151A23"/>
                 <w:sz w:val="18"/>
               </w:rPr>
-              <w:t>Tracer</w:t>
+              <w:t>Tout tracer</w:t>
             </w:r>
           </w:p>
         </w:tc>
@@ -3702,7 +4023,7 @@
           <w:color w:val="0B2545"/>
           <w:sz w:val="32"/>
         </w:rPr>
-        <w:t>4. Matrice de dépendance (lecture COMEX)</w:t>
+        <w:t>4. Si quelque chose manque</w:t>
       </w:r>
     </w:p>
     <w:tbl>
@@ -3747,7 +4068,7 @@
                 <w:color w:val="0B2545"/>
                 <w:sz w:val="18"/>
               </w:rPr>
-              <w:t>US cassées</w:t>
+              <w:t>Stories touchées</w:t>
             </w:r>
           </w:p>
         </w:tc>
@@ -3764,7 +4085,7 @@
                 <w:color w:val="0B2545"/>
                 <w:sz w:val="18"/>
               </w:rPr>
-              <w:t>Criticité</w:t>
+              <w:t>Gravité</w:t>
             </w:r>
           </w:p>
         </w:tc>
@@ -3783,7 +4104,7 @@
                 <w:color w:val="151A23"/>
                 <w:sz w:val="18"/>
               </w:rPr>
-              <w:t>Aucun Run / aucune Experience</w:t>
+              <w:t>Aucune exécution / aucune application</w:t>
             </w:r>
           </w:p>
         </w:tc>
@@ -3817,7 +4138,7 @@
                 <w:color w:val="151A23"/>
                 <w:sz w:val="18"/>
               </w:rPr>
-              <w:t>Maximale — même risque qu’« Hyperviseur coquille » papAI</w:t>
+              <w:t>Maximale — même risque qu’un Hyperviseur « coquille »</w:t>
             </w:r>
           </w:p>
         </w:tc>
@@ -3836,7 +4157,7 @@
                 <w:color w:val="151A23"/>
                 <w:sz w:val="18"/>
               </w:rPr>
-              <w:t>Pas de base de valeur</w:t>
+              <w:t>Pas de convention de valeur</w:t>
             </w:r>
           </w:p>
         </w:tc>
@@ -3870,27 +4191,7 @@
                 <w:color w:val="151A23"/>
                 <w:sz w:val="18"/>
               </w:rPr>
-              <w:t xml:space="preserve">Haute — le produit </w:t>
-            </w:r>
-            <w:r>
-              <w:rPr>
-                <w:rFonts w:ascii="Calibri" w:hAnsi="Calibri" w:eastAsia="Calibri"/>
-                <w:b/>
-                <w:i w:val="0"/>
-                <w:color w:val="151A23"/>
-                <w:sz w:val="18"/>
-              </w:rPr>
-              <w:t>doit</w:t>
-            </w:r>
-            <w:r>
-              <w:rPr>
-                <w:rFonts w:ascii="Calibri" w:hAnsi="Calibri" w:eastAsia="Calibri"/>
-                <w:b w:val="0"/>
-                <w:i w:val="0"/>
-                <w:color w:val="151A23"/>
-                <w:sz w:val="18"/>
-              </w:rPr>
-              <w:t xml:space="preserve"> rester en unité native</w:t>
+              <w:t>Haute — rester en unité simple (exécutions, heures)</w:t>
             </w:r>
           </w:p>
         </w:tc>
@@ -3909,7 +4210,7 @@
                 <w:color w:val="151A23"/>
                 <w:sz w:val="18"/>
               </w:rPr>
-              <w:t>IAM / audit</w:t>
+              <w:t>Pas de droits / pas de journal</w:t>
             </w:r>
           </w:p>
         </w:tc>
@@ -3956,23 +4257,13 @@
           <w:p>
             <w:r>
               <w:rPr>
-                <w:rFonts w:ascii="Consolas" w:hAnsi="Consolas" w:eastAsia="Consolas"/>
-                <w:b w:val="0"/>
-                <w:i w:val="0"/>
-                <w:color w:val="0E6B6A"/>
-                <w:sz w:val="18"/>
-              </w:rPr>
-              <w:t>value_loop_v1</w:t>
-            </w:r>
-            <w:r>
-              <w:rPr>
                 <w:rFonts w:ascii="Calibri" w:hAnsi="Calibri" w:eastAsia="Calibri"/>
                 <w:b w:val="0"/>
                 <w:i w:val="0"/>
                 <w:color w:val="151A23"/>
                 <w:sz w:val="18"/>
               </w:rPr>
-              <w:t xml:space="preserve"> off</w:t>
+              <w:t>Boucle de valeur éteinte</w:t>
             </w:r>
           </w:p>
         </w:tc>
@@ -4006,7 +4297,7 @@
                 <w:color w:val="151A23"/>
                 <w:sz w:val="18"/>
               </w:rPr>
-              <w:t>Attendue : dire « non configuré », ne pas improviser Apply</w:t>
+              <w:t>Normal : dire « non ouvert », ne pas improviser « Appliquer »</w:t>
             </w:r>
           </w:p>
         </w:tc>
@@ -4025,7 +4316,7 @@
                 <w:color w:val="151A23"/>
                 <w:sz w:val="18"/>
               </w:rPr>
-              <w:t>Compagnon / tools off</w:t>
+              <w:t>Compagnon éteint</w:t>
             </w:r>
           </w:p>
         </w:tc>
@@ -4059,7 +4350,7 @@
                 <w:color w:val="151A23"/>
                 <w:sz w:val="18"/>
               </w:rPr>
-              <w:t>L’Hyperviseur UI reste utilisable</w:t>
+              <w:t>L’écran Hyperviseur reste utilisable</w:t>
             </w:r>
           </w:p>
         </w:tc>
@@ -4072,23 +4363,13 @@
           <w:p>
             <w:r>
               <w:rPr>
-                <w:rFonts w:ascii="Consolas" w:hAnsi="Consolas" w:eastAsia="Consolas"/>
-                <w:b w:val="0"/>
-                <w:i w:val="0"/>
-                <w:color w:val="0E6B6A"/>
-                <w:sz w:val="18"/>
-              </w:rPr>
-              <w:t>adoption_experience_v1</w:t>
-            </w:r>
-            <w:r>
-              <w:rPr>
                 <w:rFonts w:ascii="Calibri" w:hAnsi="Calibri" w:eastAsia="Calibri"/>
                 <w:b w:val="0"/>
                 <w:i w:val="0"/>
                 <w:color w:val="151A23"/>
                 <w:sz w:val="18"/>
               </w:rPr>
-              <w:t xml:space="preserve"> off</w:t>
+              <w:t>Parcours d’accueil éteint</w:t>
             </w:r>
           </w:p>
         </w:tc>
@@ -4105,7 +4386,7 @@
                 <w:color w:val="151A23"/>
                 <w:sz w:val="18"/>
               </w:rPr>
-              <w:t>Entrée Work par défaut</w:t>
+              <w:t>Entrée métier par défaut</w:t>
             </w:r>
           </w:p>
         </w:tc>
@@ -4122,27 +4403,7 @@
                 <w:color w:val="151A23"/>
                 <w:sz w:val="18"/>
               </w:rPr>
-              <w:t xml:space="preserve">Le chemin </w:t>
-            </w:r>
-            <w:r>
-              <w:rPr>
-                <w:rFonts w:ascii="Consolas" w:hAnsi="Consolas" w:eastAsia="Consolas"/>
-                <w:b w:val="0"/>
-                <w:i w:val="0"/>
-                <w:color w:val="0E6B6A"/>
-                <w:sz w:val="18"/>
-              </w:rPr>
-              <w:t>/work</w:t>
-            </w:r>
-            <w:r>
-              <w:rPr>
-                <w:rFonts w:ascii="Calibri" w:hAnsi="Calibri" w:eastAsia="Calibri"/>
-                <w:b w:val="0"/>
-                <w:i w:val="0"/>
-                <w:color w:val="151A23"/>
-                <w:sz w:val="18"/>
-              </w:rPr>
-              <w:t xml:space="preserve"> existe ; ce n’est pas le home</w:t>
+              <w:t>Le chemin Work existe ; ce n’est pas l’accueil de tous</w:t>
             </w:r>
           </w:p>
         </w:tc>
@@ -4173,7 +4434,7 @@
           <w:color w:val="0B2545"/>
           <w:sz w:val="32"/>
         </w:rPr>
-        <w:t>5. Risques (actualisés)</w:t>
+        <w:t>5. Risques à nommer en séance</w:t>
       </w:r>
     </w:p>
     <w:tbl>
@@ -4235,7 +4496,7 @@
                 <w:color w:val="0B2545"/>
                 <w:sz w:val="18"/>
               </w:rPr>
-              <w:t>Mitigation</w:t>
+              <w:t>Ce qu’on dit / ce qu’on fait</w:t>
             </w:r>
           </w:p>
         </w:tc>
@@ -4254,7 +4515,7 @@
                 <w:color w:val="151A23"/>
                 <w:sz w:val="18"/>
               </w:rPr>
-              <w:t>Raconter la valeur nette v1 comme un P&amp;L</w:t>
+              <w:t>Raconter la « valeur nette » comme un P&amp;L</w:t>
             </w:r>
           </w:p>
         </w:tc>
@@ -4271,7 +4532,7 @@
                 <w:color w:val="151A23"/>
                 <w:sz w:val="18"/>
               </w:rPr>
-              <w:t>Décision COMEX sur un modèle estimé</w:t>
+              <w:t>Décision COMEX sur une estimation</w:t>
             </w:r>
           </w:p>
         </w:tc>
@@ -4284,31 +4545,11 @@
               <w:rPr>
                 <w:rFonts w:ascii="Calibri" w:hAnsi="Calibri" w:eastAsia="Calibri"/>
                 <w:b w:val="0"/>
-                <w:i w:val="0"/>
-                <w:color w:val="151A23"/>
-                <w:sz w:val="18"/>
-              </w:rPr>
-              <w:t xml:space="preserve">Phrase obligatoire : </w:t>
-            </w:r>
-            <w:r>
-              <w:rPr>
-                <w:rFonts w:ascii="Calibri" w:hAnsi="Calibri" w:eastAsia="Calibri"/>
-                <w:b w:val="0"/>
                 <w:i/>
                 <w:color w:val="151A23"/>
                 <w:sz w:val="18"/>
               </w:rPr>
-              <w:t>modèle de ROI des capacités</w:t>
-            </w:r>
-            <w:r>
-              <w:rPr>
-                <w:rFonts w:ascii="Calibri" w:hAnsi="Calibri" w:eastAsia="Calibri"/>
-                <w:b w:val="0"/>
-                <w:i w:val="0"/>
-                <w:color w:val="151A23"/>
-                <w:sz w:val="18"/>
-              </w:rPr>
-              <w:t xml:space="preserve"> ; légende v2</w:t>
+              <w:t>Modèle estimé, pas un compte audité</w:t>
             </w:r>
           </w:p>
         </w:tc>
@@ -4344,7 +4585,7 @@
                 <w:color w:val="151A23"/>
                 <w:sz w:val="18"/>
               </w:rPr>
-              <w:t>Même risque papAI : le scope = les Systems autorisés</w:t>
+              <w:t>Il voit trop</w:t>
             </w:r>
           </w:p>
         </w:tc>
@@ -4361,7 +4602,7 @@
                 <w:color w:val="151A23"/>
                 <w:sz w:val="18"/>
               </w:rPr>
-              <w:t>Scope explicite, tools lecture, pas d’action de signature</w:t>
+              <w:t>Même périmètre que l’écran ; lecture seule ; il ne signe pas</w:t>
             </w:r>
           </w:p>
         </w:tc>
@@ -4380,7 +4621,7 @@
                 <w:color w:val="151A23"/>
                 <w:sz w:val="18"/>
               </w:rPr>
-              <w:t>Apply portefeuille</w:t>
+              <w:t>« Appliquer » depuis le grand livre</w:t>
             </w:r>
           </w:p>
         </w:tc>
@@ -4414,27 +4655,7 @@
                 <w:color w:val="151A23"/>
                 <w:sz w:val="18"/>
               </w:rPr>
-              <w:t xml:space="preserve">409 </w:t>
-            </w:r>
-            <w:r>
-              <w:rPr>
-                <w:rFonts w:ascii="Consolas" w:hAnsi="Consolas" w:eastAsia="Consolas"/>
-                <w:b w:val="0"/>
-                <w:i w:val="0"/>
-                <w:color w:val="0E6B6A"/>
-                <w:sz w:val="18"/>
-              </w:rPr>
-              <w:t>LEGACY_DECISION_ACTUATOR_DISABLED</w:t>
-            </w:r>
-            <w:r>
-              <w:rPr>
-                <w:rFonts w:ascii="Calibri" w:hAnsi="Calibri" w:eastAsia="Calibri"/>
-                <w:b w:val="0"/>
-                <w:i w:val="0"/>
-                <w:color w:val="151A23"/>
-                <w:sz w:val="18"/>
-              </w:rPr>
-              <w:t xml:space="preserve"> ; Steer seulement</w:t>
+              <w:t>Refusé volontairement ; on passe par le pilotage d’un System</w:t>
             </w:r>
           </w:p>
         </w:tc>
@@ -4453,7 +4674,7 @@
                 <w:color w:val="151A23"/>
                 <w:sz w:val="18"/>
               </w:rPr>
-              <w:t>Adoption « validée »</w:t>
+              <w:t>« L’adoption est validée »</w:t>
             </w:r>
           </w:p>
         </w:tc>
@@ -4470,7 +4691,7 @@
                 <w:color w:val="151A23"/>
                 <w:sz w:val="18"/>
               </w:rPr>
-              <w:t>Overclaim</w:t>
+              <w:t>Sur-promesse</w:t>
             </w:r>
           </w:p>
         </w:tc>
@@ -4487,7 +4708,7 @@
                 <w:color w:val="151A23"/>
                 <w:sz w:val="18"/>
               </w:rPr>
-              <w:t>Flag off, 10 sessions non tenues — le dire</w:t>
+              <w:t>Le parcours existe, il est éteint par défaut, les tests utilisateurs n’ont pas eu lieu</w:t>
             </w:r>
           </w:p>
         </w:tc>
@@ -4506,7 +4727,7 @@
                 <w:color w:val="151A23"/>
                 <w:sz w:val="18"/>
               </w:rPr>
-              <w:t>Mission Room</w:t>
+              <w:t>Confondre avec Mission Room</w:t>
             </w:r>
           </w:p>
         </w:tc>
@@ -4523,7 +4744,7 @@
                 <w:color w:val="151A23"/>
                 <w:sz w:val="18"/>
               </w:rPr>
-              <w:t>Confusion grand livre / app démo</w:t>
+              <w:t>On vend une démo immersive pour le grand livre</w:t>
             </w:r>
           </w:p>
         </w:tc>
@@ -4540,7 +4761,7 @@
                 <w:color w:val="151A23"/>
                 <w:sz w:val="18"/>
               </w:rPr>
-              <w:t>Préfixe URL ≠ même contrat</w:t>
+              <w:t>Autre contrat, même famille d’URL</w:t>
             </w:r>
           </w:p>
         </w:tc>
@@ -4559,7 +4780,7 @@
                 <w:color w:val="151A23"/>
                 <w:sz w:val="18"/>
               </w:rPr>
-              <w:t>What-if / projection</w:t>
+              <w:t>« Et si » / projection</w:t>
             </w:r>
           </w:p>
         </w:tc>
@@ -4576,7 +4797,7 @@
                 <w:color w:val="151A23"/>
                 <w:sz w:val="18"/>
               </w:rPr>
-              <w:t>Simulation vendue comme mesure</w:t>
+              <w:t>Une simulation vendue comme une mesure</w:t>
             </w:r>
           </w:p>
         </w:tc>
@@ -4593,37 +4814,17 @@
                 <w:color w:val="151A23"/>
                 <w:sz w:val="18"/>
               </w:rPr>
-              <w:t xml:space="preserve">Endpoints </w:t>
-            </w:r>
-            <w:r>
-              <w:rPr>
-                <w:rFonts w:ascii="Consolas" w:hAnsi="Consolas" w:eastAsia="Consolas"/>
-                <w:b w:val="0"/>
-                <w:i w:val="0"/>
-                <w:color w:val="0E6B6A"/>
-                <w:sz w:val="18"/>
-              </w:rPr>
-              <w:t>not_configured</w:t>
+              <w:t xml:space="preserve">Non livré sur le portefeuille ; </w:t>
             </w:r>
             <w:r>
               <w:rPr>
                 <w:rFonts w:ascii="Calibri" w:hAnsi="Calibri" w:eastAsia="Calibri"/>
                 <w:b w:val="0"/>
-                <w:i w:val="0"/>
+                <w:i/>
                 <w:color w:val="151A23"/>
                 <w:sz w:val="18"/>
               </w:rPr>
-              <w:t xml:space="preserve"> ; </w:t>
-            </w:r>
-            <w:r>
-              <w:rPr>
-                <w:rFonts w:ascii="Consolas" w:hAnsi="Consolas" w:eastAsia="Consolas"/>
-                <w:b w:val="0"/>
-                <w:i w:val="0"/>
-                <w:color w:val="0E6B6A"/>
-                <w:sz w:val="18"/>
-              </w:rPr>
-              <w:t>simulation_is_measurement: false</w:t>
+              <w:t>une simulation n’est pas une mesure</w:t>
             </w:r>
           </w:p>
         </w:tc>
@@ -4669,17 +4870,7 @@
           <w:color w:val="151A23"/>
           <w:sz w:val="22"/>
         </w:rPr>
-        <w:t xml:space="preserve">Pas d’enactment depuis </w:t>
-      </w:r>
-      <w:r>
-        <w:rPr>
-          <w:rFonts w:ascii="Consolas" w:hAnsi="Consolas" w:eastAsia="Consolas"/>
-          <w:b w:val="0"/>
-          <w:i w:val="0"/>
-          <w:color w:val="0E6B6A"/>
-          <w:sz w:val="22"/>
-        </w:rPr>
-        <w:t>/hypervisor</w:t>
+        <w:t>Appliquer un changement depuis l’Hyperviseur</w:t>
       </w:r>
     </w:p>
     <w:p>
@@ -4694,7 +4885,7 @@
           <w:color w:val="151A23"/>
           <w:sz w:val="22"/>
         </w:rPr>
-        <w:t>Pas de what-if / leviers live</w:t>
+        <w:t>Un levier « et si » en direct sur tout le portefeuille</w:t>
       </w:r>
     </w:p>
     <w:p>
@@ -4709,7 +4900,7 @@
           <w:color w:val="151A23"/>
           <w:sz w:val="22"/>
         </w:rPr>
-        <w:t>Pas de directives papAI (types, escalade, Broadcast)</w:t>
+        <w:t>Les directives papAI (types, relance, escalade)</w:t>
       </w:r>
     </w:p>
     <w:p>
@@ -4724,7 +4915,7 @@
           <w:color w:val="151A23"/>
           <w:sz w:val="22"/>
         </w:rPr>
-        <w:t>Pas de pipeline Custom Metric dans l’Hyperviseur</w:t>
+        <w:t>Créer une métrique technique depuis l’Hyperviseur</w:t>
       </w:r>
     </w:p>
     <w:p>
@@ -4739,7 +4930,7 @@
           <w:color w:val="151A23"/>
           <w:sz w:val="22"/>
         </w:rPr>
-        <w:t>Pas de gating Standard / PRO</w:t>
+        <w:t>Une édition Standard / PRO</w:t>
       </w:r>
     </w:p>
     <w:p>
@@ -4754,7 +4945,7 @@
           <w:color w:val="151A23"/>
           <w:sz w:val="22"/>
         </w:rPr>
-        <w:t>Pas d’export PDF/CSV COMEX (US-AHYP-702, P2)</w:t>
+        <w:t>Un export PDF / tableur COMEX (écrit, pas construit)</w:t>
       </w:r>
     </w:p>
     <w:p>
@@ -4769,7 +4960,7 @@
           <w:color w:val="151A23"/>
           <w:sz w:val="22"/>
         </w:rPr>
-        <w:t>Pas d’O5 « heures / € économisés » attesté</w:t>
+        <w:t>Des heures ou euros économisés attestés</w:t>
       </w:r>
     </w:p>
     <w:p>
@@ -4784,7 +4975,7 @@
           <w:color w:val="151A23"/>
           <w:sz w:val="22"/>
         </w:rPr>
-        <w:t>Pas de partage inter-workspace</w:t>
+        <w:t>Un partage entre espaces de travail</w:t>
       </w:r>
     </w:p>
     <w:p>
@@ -4799,7 +4990,7 @@
           <w:color w:val="151A23"/>
           <w:sz w:val="22"/>
         </w:rPr>
-        <w:t>Pas de Mission Room comme preuve portefeuille</w:t>
+        <w:t>Mission Room comme preuve du portefeuille</w:t>
       </w:r>
     </w:p>
     <w:sectPr>
